--- a/members/park-jongjin/reports/학부생_주간활동보고서_6주차_박종진_22212289_20261029.docx
+++ b/members/park-jongjin/reports/학부생_주간활동보고서_6주차_박종진_22212289_20261029.docx
@@ -1288,7 +1288,7 @@
                 <w:sz w:val="16"/>
                 <w:szCs w:val="18"/>
               </w:rPr>
-              <w:t xml:space="preserve"> → 두 경우 모두 통과. armature 반영 시 yaw ω_n 140 → 35.8 rad/s. (근거: workspace.md PDR 표 · a2_case_compare.md)</w:t>
+              <w:t xml:space="preserve"> → 두 경우 모두 통과. 함태훈 뻗기 동작(1.5 s) 포함 시 52 기준 18.3 %(주의) → 동작 조건 검토(부록 F). (근거: workspace.md PDR 표)</w:t>
             </w:r>
           </w:p>
         </w:tc>
@@ -2061,7 +2061,7 @@
         <w:rPr>
           <w:sz w:val="16"/>
         </w:rPr>
-        <w:t xml:space="preserve">· Fix Base 켬 · Merge Fixed Joints 끔(gripper_link · base_plate_link 보존) · Convex Hull · Self-collision 켬 · Drive Force / Position / Stiffness(kp 300, kv 29.8 · 32.4 · 16.8 · 12.8)</w:t>
+        <w:t xml:space="preserve">· Fix Base 켬 · Merge Fixed Joints 끔(gripper_link · base_plate_link 보존) · Convex Hull · Self-collision 켬 · Drive Force / Position / Stiffness(팔 게인 = 함태훈 고정 게인, F)</w:t>
       </w:r>
     </w:p>
     <w:p>
@@ -2072,7 +2072,7 @@
         <w:rPr>
           <w:sz w:val="16"/>
         </w:rPr>
-        <w:t xml:space="preserve">· armature 0.219 / 0.098 → ImplicitActuatorCfg(armature), 피크 381.7 / 181.5 → effort_limit_sim, 중력보상 → disable_gravity 또는 피드포워드</w:t>
+        <w:t xml:space="preserve">· armature 0.219 / 0.098 → ImplicitActuatorCfg(armature), 피크 381.7 / 181.5 → effort_limit_sim, 중력보상 → 관절 중력 항 effort 피드포워드(disable_gravity는 토크 예산에서 중력이 빠짐)</w:t>
       </w:r>
     </w:p>
     <w:p>
@@ -2095,6 +2095,50 @@
           <w:sz w:val="18"/>
         </w:rPr>
         <w:t xml:space="preserve">E. A2 armature 반영 (results/a2_case_compare.md) — kp 300 · dampratio 1: kv pitch 20.5 → 29.8 · yaw 4.25 → 16.8, yaw ω_n 140 → 35.8 rad/s, 정착 0.044 → 0.164 s, 수평 유지 0°(a2_doc · cad_ri85 모두)</w:t>
+      </w:r>
+    </w:p>
+    <w:p>
+      <w:pPr>
+        <w:spacing w:after="60" w:line="276" w:lineRule="auto"/>
+      </w:pPr>
+      <w:r>
+        <w:rPr>
+          <w:sz w:val="18"/>
+        </w:rPr>
+        <w:t xml:space="preserve">F. 함태훈 week06 연계 (함태훈 저장소 sim/w06, 태그 week06 · 대조 members/park-jongjin/week06/results/check_taehoon_w06.txt)</w:t>
+      </w:r>
+    </w:p>
+    <w:p>
+      <w:pPr>
+        <w:spacing w:after="60" w:line="276" w:lineRule="auto"/>
+      </w:pPr>
+      <w:r>
+        <w:rPr>
+          <w:sz w:val="18"/>
+        </w:rPr>
+        <w:t xml:space="preserve">· 고정 게인 pitch 400 · 31 / roll 350 · 27.5 / yaw 300 · 15 / elbow 300 · 11(두 case 공용) → Isaac 팔 게인 반영(inputs/isaac_arm_gains.json → b1_v1_cfg.py). 영점 계단 재현: 오버슈트 ≤ 1.92 %, 정착 ≤ 0.19 s</w:t>
+      </w:r>
+    </w:p>
+    <w:p>
+      <w:pPr>
+        <w:spacing w:after="60" w:line="276" w:lineRule="auto"/>
+      </w:pPr>
+      <w:r>
+        <w:rPr>
+          <w:sz w:val="18"/>
+        </w:rPr>
+        <w:t xml:space="preserve">· IK 활용: 위치만 + 연속 q_init으로 하강 직선 21점 수렴(≤ 0.62 mm), 집기 1 kg 끝점 오차 15.4 mm · 처짐 5.5 mm</w:t>
+      </w:r>
+    </w:p>
+    <w:p>
+      <w:pPr>
+        <w:spacing w:after="60" w:line="276" w:lineRule="auto"/>
+      </w:pPr>
+      <w:r>
+        <w:rPr>
+          <w:sz w:val="18"/>
+        </w:rPr>
+        <w:t xml:space="preserve">· 뻗기 동작(정적 최악 자세, 3 kg): 함태훈 서보 시뮬 1.5 s 43.95 N·m(52 기준 18.3 %, 2.0 s에서 20.0 %) / 박종진 이상적 궤적 역동역학 T 1.5 · 1.0 · 0.6 s = 42.90 · 42.87 · 60.57 N·m → 1 s 이상이면 필요 토크는 정적과 같고 증가분은 서보 추종분 → 속도 피드포워드로 재확인 후 A팀에 동작 시간 · 속도 조건 전달</w:t>
       </w:r>
     </w:p>
     <w:sectPr>

--- a/members/park-jongjin/reports/학부생_주간활동보고서_6주차_박종진_22212289_20261029.docx
+++ b/members/park-jongjin/reports/학부생_주간활동보고서_6주차_박종진_22212289_20261029.docx
@@ -1258,7 +1258,7 @@
                 <w:sz w:val="16"/>
                 <w:szCs w:val="18"/>
               </w:rPr>
-              <w:t xml:space="preserve">③ PDR 토크 여유 — 3 kg 최악 pitch 42.92 · roll 39.77 N·m: × 1.2 ≤ 52 통과(</w:t>
+              <w:t xml:space="preserve">③ 6주차 핵심 수치 · PDR — IK 수렴률 </w:t>
             </w:r>
             <w:r>
               <w:rPr>
@@ -1266,6 +1266,36 @@
                 <w:szCs w:val="18"/>
                 <w:b/>
               </w:rPr>
+              <w:t xml:space="preserve">99.6 %</w:t>
+            </w:r>
+            <w:r>
+              <w:rPr>
+                <w:sz w:val="16"/>
+                <w:szCs w:val="18"/>
+              </w:rPr>
+              <w:t xml:space="preserve">, 집기 최대 추종 오차 </w:t>
+            </w:r>
+            <w:r>
+              <w:rPr>
+                <w:sz w:val="16"/>
+                <w:szCs w:val="18"/>
+                <w:b/>
+              </w:rPr>
+              <w:t xml:space="preserve">15.4 mm</w:t>
+            </w:r>
+            <w:r>
+              <w:rPr>
+                <w:sz w:val="16"/>
+                <w:szCs w:val="18"/>
+              </w:rPr>
+              <w:t xml:space="preserve">(1 kg, 함태훈), 최소 토크 여유율: 3 kg pitch 42.92 N·m × 1.2 ≤ 52 통과(</w:t>
+            </w:r>
+            <w:r>
+              <w:rPr>
+                <w:sz w:val="16"/>
+                <w:szCs w:val="18"/>
+                <w:b/>
+              </w:rPr>
               <w:t xml:space="preserve">21.2 %</w:t>
             </w:r>
             <w:r>
@@ -1273,7 +1303,7 @@
                 <w:sz w:val="16"/>
                 <w:szCs w:val="18"/>
               </w:rPr>
-              <w:t xml:space="preserve">). A2 정격 × 1.5(목표 사양 안전율): 어깨 TQ 118.8 여유 177 %, 어깨도 RI85(72.6)면 </w:t>
+              <w:t xml:space="preserve">), 정격 × 1.5 기준 TQ 177 % · RI85 </w:t>
             </w:r>
             <w:r>
               <w:rPr>
@@ -1288,7 +1318,7 @@
                 <w:sz w:val="16"/>
                 <w:szCs w:val="18"/>
               </w:rPr>
-              <w:t xml:space="preserve"> → 두 경우 모두 통과. 함태훈 뻗기 동작(1.5 s) 포함 시 52 기준 18.3 %(주의) → 동작 조건 검토(부록 F). (근거: workspace.md PDR 표)</w:t>
+              <w:t xml:space="preserve">. 뻗기 동작(1.5 s) 포함 시 52 기준 18.3 %(주의) → 동작 조건 검토(부록 F). (근거: workspace.md PDR 표 · 함태훈 pick_scenario.md)</w:t>
             </w:r>
           </w:p>
         </w:tc>

--- a/members/park-jongjin/reports/학부생_주간활동보고서_6주차_박종진_22212289_20261029.docx
+++ b/members/park-jongjin/reports/학부생_주간활동보고서_6주차_박종진_22212289_20261029.docx
@@ -1318,7 +1318,7 @@
                 <w:sz w:val="16"/>
                 <w:szCs w:val="18"/>
               </w:rPr>
-              <w:t xml:space="preserve">. 뻗기 동작(1.5 s) 포함 시 52 기준 18.3 %(주의) → 동작 조건 검토(부록 F). (근거: workspace.md PDR 표 · 함태훈 pick_scenario.md)</w:t>
+              <w:t xml:space="preserve">. 뻗기 동작 포함 필요 토크(역동역학, ≤ 3 rad/s) 42.9 N·m → 여유 21 % 유지, 현 서보 게인은 2.0 s 이상 동작에서 20 %(부록 F). (근거: workspace.md PDR 표 · 함태훈 pick_scenario.md)</w:t>
             </w:r>
           </w:p>
         </w:tc>
@@ -2168,7 +2168,29 @@
         <w:rPr>
           <w:sz w:val="18"/>
         </w:rPr>
-        <w:t xml:space="preserve">· 뻗기 동작(정적 최악 자세, 3 kg): 함태훈 서보 시뮬 1.5 s 43.95 N·m(52 기준 18.3 %, 2.0 s에서 20.0 %) / 박종진 이상적 궤적 역동역학 T 1.5 · 1.0 · 0.6 s = 42.90 · 42.87 · 60.57 N·m → 1 s 이상이면 필요 토크는 정적과 같고 증가분은 서보 추종분 → 속도 피드포워드로 재확인 후 A팀에 동작 시간 · 속도 조건 전달</w:t>
+        <w:t xml:space="preserve">· 계단 재점검(함태훈, 영점 + 무작위 300자세): 최악 오버슈트 2.75 %, 정착 0.300 s(roll, 기준선) — 기준 통과, 몸통 접촉 3 ~ 4자세는 게인 문제가 아니라 제외</w:t>
+      </w:r>
+    </w:p>
+    <w:p>
+      <w:pPr>
+        <w:spacing w:after="60" w:line="276" w:lineRule="auto"/>
+      </w:pPr>
+      <w:r>
+        <w:rPr>
+          <w:sz w:val="18"/>
+        </w:rPr>
+        <w:t xml:space="preserve">· 뻗기 동작(정적 최악 자세, 3 kg): 이상적 궤적 역동역학 T 2.0 · 1.5 · 1.0 · 0.6 s = 42.91 · 42.90 · 42.87 · 60.57 N·m(함태훈 42.89 · 42.86 · 42.72 · 60.60 일치). 서보 초과분(1.5 s 43.95)은 멈출 때 발생: 모르는 짐 3 kg이 pitch 관성 1.07 → 2.13으로 키워 ζ 0.75 → 0.53, 속도 FF는 오히려 44.81, kv 44는 43.18이지만 짐 없을 때 정착 0.41 s → 짐에 따른 게인 조정은 7주차</w:t>
+      </w:r>
+    </w:p>
+    <w:p>
+      <w:pPr>
+        <w:spacing w:after="60" w:line="276" w:lineRule="auto"/>
+      </w:pPr>
+      <w:r>
+        <w:rPr>
+          <w:sz w:val="18"/>
+        </w:rPr>
+        <w:t xml:space="preserve">· A팀 전달 조건(합의): 구동기 사이징(역동역학) 기준 3 kg · 관절 속도 3 rad/s 이하에서 필요 토크 42.9 N·m, 52 기준 여유 21 % / 현재 B1 서보 게인으로는 2.0 s 이상 동작에서 20 %, 제어 튜닝 후 갱신</w:t>
       </w:r>
     </w:p>
     <w:sectPr>
